--- a/por/docx/007.content.docx
+++ b/por/docx/007.content.docx
@@ -680,38 +680,90 @@
     </w:p>
     <w:p>
       <w:r>
-        <w:drawing>
-          <wp:inline xmlns:a="http://schemas.openxmlformats.org/drawingml/2006/main" xmlns:pic="http://schemas.openxmlformats.org/drawingml/2006/picture">
-            <wp:extent cx="6096000" cy="4828032"/>
-            <wp:docPr id="5" name="Picture 5"/>
-            <wp:cNvGraphicFramePr>
-              <a:graphicFrameLocks noChangeAspect="1"/>
-            </wp:cNvGraphicFramePr>
-            <a:graphic>
-              <a:graphicData uri="http://schemas.openxmlformats.org/drawingml/2006/picture">
-                <pic:pic>
-                  <pic:nvPicPr>
-                    <pic:cNvPr id="0" name="image.jpg"/>
-                    <pic:cNvPicPr/>
-                  </pic:nvPicPr>
-                  <pic:blipFill>
-                    <a:blip r:embed="rId21"/>
-                    <a:stretch>
-                      <a:fillRect/>
-                    </a:stretch>
-                  </pic:blipFill>
-                  <pic:spPr>
-                    <a:xfrm>
-                      <a:off x="0" y="0"/>
-                      <a:ext cx="6096000" cy="4828032"/>
-                    </a:xfrm>
-                    <a:prstGeom prst="rect"/>
-                  </pic:spPr>
-                </pic:pic>
-              </a:graphicData>
-            </a:graphic>
-          </wp:inline>
-        </w:drawing>
+        <w:t>&lt;image: None&gt;</w:t>
+      </w:r>
+    </w:p>
+    <w:p>
+      <w:pPr/>
+      <w:r>
+        <w:rPr>
+          <w:lang w:val="pt_PT" w:bidi="pt_PT"/>
+        </w:rPr>
+      </w:r>
+      <w:hyperlink r:id="rId21">
+        <w:r>
+          <w:rPr>
+            <w:lang w:val="pt_PT" w:bidi="pt_PT"/>
+          </w:rPr>
+          <w:rPr>
+            <w:color w:val="0000EE"/>
+            <w:u w:val="single"/>
+          </w:rPr>
+          <w:t>link</w:t>
+        </w:r>
+      </w:hyperlink>
+      <w:r>
+        <w:rPr>
+          <w:lang w:val="pt_PT" w:bidi="pt_PT"/>
+        </w:rPr>
+      </w:r>
+      <w:r>
+        <w:rPr>
+          <w:lang w:val="pt_PT" w:bidi="pt_PT"/>
+        </w:rPr>
+      </w:r>
+    </w:p>
+    <w:p>
+      <w:pPr/>
+      <w:r>
+        <w:rPr>
+          <w:lang w:val="pt_PT" w:bidi="pt_PT"/>
+        </w:rPr>
+      </w:r>
+    </w:p>
+    <w:p>
+      <w:pPr>
+        <w:pStyle w:val="Heading2"/>
+      </w:pPr>
+      <w:r>
+        <w:rPr>
+          <w:lang w:val="pt_PT" w:bidi="pt_PT"/>
+        </w:rPr>
+        <w:t>Galinha</w:t>
+      </w:r>
+      <w:r>
+        <w:rPr>
+          <w:lang w:val="pt_PT" w:bidi="pt_PT"/>
+        </w:rPr>
+      </w:r>
+    </w:p>
+    <w:p>
+      <w:pPr>
+        <w:pStyle w:val="Heading4"/>
+      </w:pPr>
+      <w:r>
+        <w:rPr>
+          <w:lang w:val="pt_PT" w:bidi="pt_PT"/>
+        </w:rPr>
+        <w:t>Image Content</w:t>
+      </w:r>
+      <w:r>
+        <w:rPr>
+          <w:lang w:val="pt_PT" w:bidi="pt_PT"/>
+        </w:rPr>
+      </w:r>
+    </w:p>
+    <w:p>
+      <w:pPr/>
+      <w:r>
+        <w:rPr>
+          <w:lang w:val="pt_PT" w:bidi="pt_PT"/>
+        </w:rPr>
+      </w:r>
+    </w:p>
+    <w:p>
+      <w:r>
+        <w:t>&lt;image: None&gt;</w:t>
       </w:r>
     </w:p>
     <w:p>
@@ -796,8 +848,8 @@
       <w:r>
         <w:drawing>
           <wp:inline xmlns:a="http://schemas.openxmlformats.org/drawingml/2006/main" xmlns:pic="http://schemas.openxmlformats.org/drawingml/2006/picture">
-            <wp:extent cx="6096000" cy="4066032"/>
-            <wp:docPr id="6" name="Picture 6"/>
+            <wp:extent cx="6096000" cy="4572000"/>
+            <wp:docPr id="5" name="Picture 5"/>
             <wp:cNvGraphicFramePr>
               <a:graphicFrameLocks noChangeAspect="1"/>
             </wp:cNvGraphicFramePr>
@@ -817,7 +869,7 @@
                   <pic:spPr>
                     <a:xfrm>
                       <a:off x="0" y="0"/>
-                      <a:ext cx="6096000" cy="4066032"/>
+                      <a:ext cx="6096000" cy="4572000"/>
                     </a:xfrm>
                     <a:prstGeom prst="rect"/>
                   </pic:spPr>
@@ -910,8 +962,8 @@
       <w:r>
         <w:drawing>
           <wp:inline xmlns:a="http://schemas.openxmlformats.org/drawingml/2006/main" xmlns:pic="http://schemas.openxmlformats.org/drawingml/2006/picture">
-            <wp:extent cx="6096000" cy="4572000"/>
-            <wp:docPr id="7" name="Picture 7"/>
+            <wp:extent cx="6096000" cy="8128000"/>
+            <wp:docPr id="6" name="Picture 6"/>
             <wp:cNvGraphicFramePr>
               <a:graphicFrameLocks noChangeAspect="1"/>
             </wp:cNvGraphicFramePr>
@@ -931,7 +983,7 @@
                   <pic:spPr>
                     <a:xfrm>
                       <a:off x="0" y="0"/>
-                      <a:ext cx="6096000" cy="4572000"/>
+                      <a:ext cx="6096000" cy="8128000"/>
                     </a:xfrm>
                     <a:prstGeom prst="rect"/>
                   </pic:spPr>
@@ -1024,8 +1076,8 @@
       <w:r>
         <w:drawing>
           <wp:inline xmlns:a="http://schemas.openxmlformats.org/drawingml/2006/main" xmlns:pic="http://schemas.openxmlformats.org/drawingml/2006/picture">
-            <wp:extent cx="6096000" cy="8128000"/>
-            <wp:docPr id="8" name="Picture 8"/>
+            <wp:extent cx="6096000" cy="7620000"/>
+            <wp:docPr id="7" name="Picture 7"/>
             <wp:cNvGraphicFramePr>
               <a:graphicFrameLocks noChangeAspect="1"/>
             </wp:cNvGraphicFramePr>
@@ -1045,7 +1097,7 @@
                   <pic:spPr>
                     <a:xfrm>
                       <a:off x="0" y="0"/>
-                      <a:ext cx="6096000" cy="8128000"/>
+                      <a:ext cx="6096000" cy="7620000"/>
                     </a:xfrm>
                     <a:prstGeom prst="rect"/>
                   </pic:spPr>
@@ -1102,7 +1154,7 @@
         <w:rPr>
           <w:lang w:val="pt_PT" w:bidi="pt_PT"/>
         </w:rPr>
-        <w:t>Galinha</w:t>
+        <w:t>Galo</w:t>
       </w:r>
       <w:r>
         <w:rPr>
@@ -1138,8 +1190,8 @@
       <w:r>
         <w:drawing>
           <wp:inline xmlns:a="http://schemas.openxmlformats.org/drawingml/2006/main" xmlns:pic="http://schemas.openxmlformats.org/drawingml/2006/picture">
-            <wp:extent cx="6096000" cy="7620000"/>
-            <wp:docPr id="9" name="Picture 9"/>
+            <wp:extent cx="6096000" cy="4066032"/>
+            <wp:docPr id="8" name="Picture 8"/>
             <wp:cNvGraphicFramePr>
               <a:graphicFrameLocks noChangeAspect="1"/>
             </wp:cNvGraphicFramePr>
@@ -1159,7 +1211,7 @@
                   <pic:spPr>
                     <a:xfrm>
                       <a:off x="0" y="0"/>
-                      <a:ext cx="6096000" cy="7620000"/>
+                      <a:ext cx="6096000" cy="4066032"/>
                     </a:xfrm>
                     <a:prstGeom prst="rect"/>
                   </pic:spPr>
@@ -1253,7 +1305,7 @@
         <w:drawing>
           <wp:inline xmlns:a="http://schemas.openxmlformats.org/drawingml/2006/main" xmlns:pic="http://schemas.openxmlformats.org/drawingml/2006/picture">
             <wp:extent cx="6096000" cy="4066032"/>
-            <wp:docPr id="10" name="Picture 10"/>
+            <wp:docPr id="9" name="Picture 9"/>
             <wp:cNvGraphicFramePr>
               <a:graphicFrameLocks noChangeAspect="1"/>
             </wp:cNvGraphicFramePr>
@@ -1367,7 +1419,7 @@
         <w:drawing>
           <wp:inline xmlns:a="http://schemas.openxmlformats.org/drawingml/2006/main" xmlns:pic="http://schemas.openxmlformats.org/drawingml/2006/picture">
             <wp:extent cx="6096000" cy="4066032"/>
-            <wp:docPr id="11" name="Picture 11"/>
+            <wp:docPr id="10" name="Picture 10"/>
             <wp:cNvGraphicFramePr>
               <a:graphicFrameLocks noChangeAspect="1"/>
             </wp:cNvGraphicFramePr>
@@ -1444,7 +1496,7 @@
         <w:rPr>
           <w:lang w:val="pt_PT" w:bidi="pt_PT"/>
         </w:rPr>
-        <w:t>Galo</w:t>
+        <w:t>Gazela</w:t>
       </w:r>
       <w:r>
         <w:rPr>
@@ -1481,7 +1533,7 @@
         <w:drawing>
           <wp:inline xmlns:a="http://schemas.openxmlformats.org/drawingml/2006/main" xmlns:pic="http://schemas.openxmlformats.org/drawingml/2006/picture">
             <wp:extent cx="6096000" cy="4066032"/>
-            <wp:docPr id="12" name="Picture 12"/>
+            <wp:docPr id="11" name="Picture 11"/>
             <wp:cNvGraphicFramePr>
               <a:graphicFrameLocks noChangeAspect="1"/>
             </wp:cNvGraphicFramePr>
@@ -1594,8 +1646,8 @@
       <w:r>
         <w:drawing>
           <wp:inline xmlns:a="http://schemas.openxmlformats.org/drawingml/2006/main" xmlns:pic="http://schemas.openxmlformats.org/drawingml/2006/picture">
-            <wp:extent cx="6096000" cy="4066032"/>
-            <wp:docPr id="13" name="Picture 13"/>
+            <wp:extent cx="6096000" cy="4346448"/>
+            <wp:docPr id="12" name="Picture 12"/>
             <wp:cNvGraphicFramePr>
               <a:graphicFrameLocks noChangeAspect="1"/>
             </wp:cNvGraphicFramePr>
@@ -1615,7 +1667,7 @@
                   <pic:spPr>
                     <a:xfrm>
                       <a:off x="0" y="0"/>
-                      <a:ext cx="6096000" cy="4066032"/>
+                      <a:ext cx="6096000" cy="4346448"/>
                     </a:xfrm>
                     <a:prstGeom prst="rect"/>
                   </pic:spPr>
@@ -1672,7 +1724,7 @@
         <w:rPr>
           <w:lang w:val="pt_PT" w:bidi="pt_PT"/>
         </w:rPr>
-        <w:t>Gazela</w:t>
+        <w:t>Grande multidão de 10 mil</w:t>
       </w:r>
       <w:r>
         <w:rPr>
@@ -1708,8 +1760,8 @@
       <w:r>
         <w:drawing>
           <wp:inline xmlns:a="http://schemas.openxmlformats.org/drawingml/2006/main" xmlns:pic="http://schemas.openxmlformats.org/drawingml/2006/picture">
-            <wp:extent cx="6096000" cy="4346448"/>
-            <wp:docPr id="14" name="Picture 14"/>
+            <wp:extent cx="6096000" cy="4053840"/>
+            <wp:docPr id="13" name="Picture 13"/>
             <wp:cNvGraphicFramePr>
               <a:graphicFrameLocks noChangeAspect="1"/>
             </wp:cNvGraphicFramePr>
@@ -1729,7 +1781,7 @@
                   <pic:spPr>
                     <a:xfrm>
                       <a:off x="0" y="0"/>
-                      <a:ext cx="6096000" cy="4346448"/>
+                      <a:ext cx="6096000" cy="4053840"/>
                     </a:xfrm>
                     <a:prstGeom prst="rect"/>
                   </pic:spPr>
@@ -1823,7 +1875,7 @@
         <w:drawing>
           <wp:inline xmlns:a="http://schemas.openxmlformats.org/drawingml/2006/main" xmlns:pic="http://schemas.openxmlformats.org/drawingml/2006/picture">
             <wp:extent cx="6096000" cy="4053840"/>
-            <wp:docPr id="15" name="Picture 15"/>
+            <wp:docPr id="14" name="Picture 14"/>
             <wp:cNvGraphicFramePr>
               <a:graphicFrameLocks noChangeAspect="1"/>
             </wp:cNvGraphicFramePr>
@@ -1937,7 +1989,7 @@
         <w:drawing>
           <wp:inline xmlns:a="http://schemas.openxmlformats.org/drawingml/2006/main" xmlns:pic="http://schemas.openxmlformats.org/drawingml/2006/picture">
             <wp:extent cx="6096000" cy="4053840"/>
-            <wp:docPr id="16" name="Picture 16"/>
+            <wp:docPr id="15" name="Picture 15"/>
             <wp:cNvGraphicFramePr>
               <a:graphicFrameLocks noChangeAspect="1"/>
             </wp:cNvGraphicFramePr>
@@ -1976,120 +2028,6 @@
         </w:rPr>
       </w:r>
       <w:hyperlink r:id="rId44">
-        <w:r>
-          <w:rPr>
-            <w:lang w:val="pt_PT" w:bidi="pt_PT"/>
-          </w:rPr>
-          <w:rPr>
-            <w:color w:val="0000EE"/>
-            <w:u w:val="single"/>
-          </w:rPr>
-          <w:t>link</w:t>
-        </w:r>
-      </w:hyperlink>
-      <w:r>
-        <w:rPr>
-          <w:lang w:val="pt_PT" w:bidi="pt_PT"/>
-        </w:rPr>
-      </w:r>
-      <w:r>
-        <w:rPr>
-          <w:lang w:val="pt_PT" w:bidi="pt_PT"/>
-        </w:rPr>
-      </w:r>
-    </w:p>
-    <w:p>
-      <w:pPr/>
-      <w:r>
-        <w:rPr>
-          <w:lang w:val="pt_PT" w:bidi="pt_PT"/>
-        </w:rPr>
-      </w:r>
-    </w:p>
-    <w:p>
-      <w:pPr>
-        <w:pStyle w:val="Heading2"/>
-      </w:pPr>
-      <w:r>
-        <w:rPr>
-          <w:lang w:val="pt_PT" w:bidi="pt_PT"/>
-        </w:rPr>
-        <w:t>Grande multidão de 10 mil</w:t>
-      </w:r>
-      <w:r>
-        <w:rPr>
-          <w:lang w:val="pt_PT" w:bidi="pt_PT"/>
-        </w:rPr>
-      </w:r>
-    </w:p>
-    <w:p>
-      <w:pPr>
-        <w:pStyle w:val="Heading4"/>
-      </w:pPr>
-      <w:r>
-        <w:rPr>
-          <w:lang w:val="pt_PT" w:bidi="pt_PT"/>
-        </w:rPr>
-        <w:t>Image Content</w:t>
-      </w:r>
-      <w:r>
-        <w:rPr>
-          <w:lang w:val="pt_PT" w:bidi="pt_PT"/>
-        </w:rPr>
-      </w:r>
-    </w:p>
-    <w:p>
-      <w:pPr/>
-      <w:r>
-        <w:rPr>
-          <w:lang w:val="pt_PT" w:bidi="pt_PT"/>
-        </w:rPr>
-      </w:r>
-    </w:p>
-    <w:p>
-      <w:r>
-        <w:drawing>
-          <wp:inline xmlns:a="http://schemas.openxmlformats.org/drawingml/2006/main" xmlns:pic="http://schemas.openxmlformats.org/drawingml/2006/picture">
-            <wp:extent cx="6096000" cy="4053840"/>
-            <wp:docPr id="17" name="Picture 17"/>
-            <wp:cNvGraphicFramePr>
-              <a:graphicFrameLocks noChangeAspect="1"/>
-            </wp:cNvGraphicFramePr>
-            <a:graphic>
-              <a:graphicData uri="http://schemas.openxmlformats.org/drawingml/2006/picture">
-                <pic:pic>
-                  <pic:nvPicPr>
-                    <pic:cNvPr id="0" name="image.jpg"/>
-                    <pic:cNvPicPr/>
-                  </pic:nvPicPr>
-                  <pic:blipFill>
-                    <a:blip r:embed="rId45"/>
-                    <a:stretch>
-                      <a:fillRect/>
-                    </a:stretch>
-                  </pic:blipFill>
-                  <pic:spPr>
-                    <a:xfrm>
-                      <a:off x="0" y="0"/>
-                      <a:ext cx="6096000" cy="4053840"/>
-                    </a:xfrm>
-                    <a:prstGeom prst="rect"/>
-                  </pic:spPr>
-                </pic:pic>
-              </a:graphicData>
-            </a:graphic>
-          </wp:inline>
-        </w:drawing>
-      </w:r>
-    </w:p>
-    <w:p>
-      <w:pPr/>
-      <w:r>
-        <w:rPr>
-          <w:lang w:val="pt_PT" w:bidi="pt_PT"/>
-        </w:rPr>
-      </w:r>
-      <w:hyperlink r:id="rId46">
         <w:r>
           <w:rPr>
             <w:lang w:val="pt_PT" w:bidi="pt_PT"/>
